--- a/Java OOPS Concept document.docx
+++ b/Java OOPS Concept document.docx
@@ -2237,15 +2237,7 @@
       </w:r>
       <w:r>
         <w:br/>
-        <w:t xml:space="preserve">public class </w:t>
-      </w:r>
-      <w:proofErr w:type="spellStart"/>
-      <w:r>
-        <w:t>EmployeeManagement</w:t>
-      </w:r>
-      <w:proofErr w:type="spellEnd"/>
-      <w:r>
-        <w:t xml:space="preserve"> {</w:t>
+        <w:t>public class EmployeeManagement {</w:t>
       </w:r>
       <w:r>
         <w:br/>
@@ -3707,6 +3699,9 @@
       </w:r>
     </w:p>
     <w:p>
+      <w:pPr>
+        <w:ind w:firstLine="720"/>
+      </w:pPr>
       <w:r>
         <w:t>Critical for:</w:t>
       </w:r>
@@ -23585,7 +23580,15 @@
       </w:r>
       <w:r>
         <w:br/>
-        <w:t>public class ShallowCopyDemo {</w:t>
+        <w:t xml:space="preserve">public class </w:t>
+      </w:r>
+      <w:proofErr w:type="spellStart"/>
+      <w:r>
+        <w:t>ShallowCopyDemo</w:t>
+      </w:r>
+      <w:proofErr w:type="spellEnd"/>
+      <w:r>
+        <w:t xml:space="preserve"> {</w:t>
       </w:r>
       <w:r>
         <w:br/>

--- a/Java OOPS Concept document.docx
+++ b/Java OOPS Concept document.docx
@@ -7356,8 +7356,14 @@
         <w:t>Compile-time polymorphism</w:t>
       </w:r>
       <w:r>
+        <w:t xml:space="preserve"> or static binding or early binding </w:t>
+      </w:r>
+      <w:r>
         <w:br/>
         <w:t>Runtime polymorphism</w:t>
+      </w:r>
+      <w:r>
+        <w:t xml:space="preserve"> or late binding or dynamic binding </w:t>
       </w:r>
     </w:p>
     <w:p>
@@ -7708,7 +7714,18 @@
     </w:p>
     <w:p>
       <w:r>
-        <w:t>Same method signature</w:t>
+        <w:t xml:space="preserve">Same method </w:t>
+      </w:r>
+      <w:proofErr w:type="gramStart"/>
+      <w:r>
+        <w:t>signature</w:t>
+      </w:r>
+      <w:r>
+        <w:t>(</w:t>
+      </w:r>
+      <w:proofErr w:type="gramEnd"/>
+      <w:r>
+        <w:t>number of parameter list, type of parameter list and return type must be same)</w:t>
       </w:r>
       <w:r>
         <w:br/>
@@ -7721,12 +7738,12 @@
     </w:p>
     <w:p>
       <w:r>
+        <w:lastRenderedPageBreak/>
         <w:t>Requires inheritance</w:t>
       </w:r>
     </w:p>
     <w:p>
       <w:r>
-        <w:lastRenderedPageBreak/>
         <w:pict w14:anchorId="517E9C67">
           <v:rect id="_x0000_i1128" style="width:0;height:1.5pt" o:hralign="center" o:hrstd="t" o:hr="t" fillcolor="#a0a0a0" stroked="f"/>
         </w:pict>
@@ -7785,7 +7802,13 @@
     </w:p>
     <w:p>
       <w:r>
-        <w:t xml:space="preserve">@Override </w:t>
+        <w:rPr>
+          <w:highlight w:val="yellow"/>
+        </w:rPr>
+        <w:t>@Override</w:t>
+      </w:r>
+      <w:r>
+        <w:t xml:space="preserve"> </w:t>
       </w:r>
       <w:r>
         <w:br/>
@@ -8000,12 +8023,12 @@
           <w:b/>
           <w:bCs/>
         </w:rPr>
+        <w:lastRenderedPageBreak/>
         <w:t>Child Implementations</w:t>
       </w:r>
     </w:p>
     <w:p>
       <w:r>
-        <w:lastRenderedPageBreak/>
         <w:t xml:space="preserve">class </w:t>
       </w:r>
       <w:proofErr w:type="spellStart"/>
@@ -9200,15 +9223,261 @@
     </w:p>
     <w:p>
       <w:r>
-        <w:t>By default</w:t>
-      </w:r>
+        <w:t xml:space="preserve">By </w:t>
+      </w:r>
+      <w:proofErr w:type="gramStart"/>
+      <w:r>
+        <w:t>default</w:t>
+      </w:r>
+      <w:proofErr w:type="gramEnd"/>
       <w:r>
         <w:br/>
         <w:t>Methods are public and abstract</w:t>
       </w:r>
       <w:r>
         <w:br/>
-        <w:t>Variables are public static final</w:t>
+        <w:t xml:space="preserve">Variables are </w:t>
+      </w:r>
+      <w:r>
+        <w:rPr>
+          <w:highlight w:val="yellow"/>
+        </w:rPr>
+        <w:t>public static final</w:t>
+      </w:r>
+    </w:p>
+    <w:p/>
+    <w:p/>
+    <w:p>
+      <w:r>
+        <w:t>interface A {</w:t>
+      </w:r>
+    </w:p>
+    <w:p>
+      <w:r>
+        <w:tab/>
+        <w:t>int N=10;</w:t>
+      </w:r>
+    </w:p>
+    <w:p>
+      <w:r>
+        <w:tab/>
+        <w:t>void dis1();</w:t>
+      </w:r>
+    </w:p>
+    <w:p>
+      <w:r>
+        <w:tab/>
+        <w:t xml:space="preserve">void </w:t>
+      </w:r>
+      <w:proofErr w:type="gramStart"/>
+      <w:r>
+        <w:t>dis(</w:t>
+      </w:r>
+      <w:proofErr w:type="gramEnd"/>
+      <w:r>
+        <w:t>);</w:t>
+      </w:r>
+    </w:p>
+    <w:p>
+      <w:r>
+        <w:t>}</w:t>
+      </w:r>
+    </w:p>
+    <w:p>
+      <w:r>
+        <w:t>Interface B {</w:t>
+      </w:r>
+    </w:p>
+    <w:p>
+      <w:r>
+        <w:tab/>
+        <w:t>int M=20;</w:t>
+      </w:r>
+    </w:p>
+    <w:p>
+      <w:r>
+        <w:tab/>
+        <w:t>void dis2();</w:t>
+      </w:r>
+    </w:p>
+    <w:p>
+      <w:r>
+        <w:tab/>
+        <w:t xml:space="preserve">void </w:t>
+      </w:r>
+      <w:proofErr w:type="gramStart"/>
+      <w:r>
+        <w:t>dis(</w:t>
+      </w:r>
+      <w:proofErr w:type="gramEnd"/>
+      <w:r>
+        <w:t>);</w:t>
+      </w:r>
+    </w:p>
+    <w:p>
+      <w:r>
+        <w:t>}</w:t>
+      </w:r>
+    </w:p>
+    <w:p>
+      <w:r>
+        <w:t xml:space="preserve">Interface C </w:t>
+      </w:r>
+      <w:r>
+        <w:rPr>
+          <w:highlight w:val="yellow"/>
+        </w:rPr>
+        <w:t xml:space="preserve">extends </w:t>
+      </w:r>
+      <w:proofErr w:type="gramStart"/>
+      <w:r>
+        <w:rPr>
+          <w:highlight w:val="yellow"/>
+        </w:rPr>
+        <w:t>A,B</w:t>
+      </w:r>
+      <w:proofErr w:type="gramEnd"/>
+      <w:r>
+        <w:t>{</w:t>
+      </w:r>
+      <w:r>
+        <w:tab/>
+      </w:r>
+      <w:r>
+        <w:tab/>
+        <w:t xml:space="preserve">using interface we can achieve multiple inheritance. </w:t>
+      </w:r>
+    </w:p>
+    <w:p>
+      <w:r>
+        <w:tab/>
+        <w:t>int O=30;</w:t>
+      </w:r>
+    </w:p>
+    <w:p>
+      <w:r>
+        <w:tab/>
+        <w:t>void dis3();</w:t>
+      </w:r>
+    </w:p>
+    <w:p>
+      <w:r>
+        <w:t>}</w:t>
+      </w:r>
+    </w:p>
+    <w:p/>
+    <w:p>
+      <w:r>
+        <w:lastRenderedPageBreak/>
+        <w:t xml:space="preserve">class D </w:t>
+      </w:r>
+      <w:r>
+        <w:rPr>
+          <w:highlight w:val="yellow"/>
+        </w:rPr>
+        <w:t xml:space="preserve">implements </w:t>
+      </w:r>
+      <w:proofErr w:type="gramStart"/>
+      <w:r>
+        <w:rPr>
+          <w:highlight w:val="yellow"/>
+        </w:rPr>
+        <w:t>A,B</w:t>
+      </w:r>
+      <w:proofErr w:type="gramEnd"/>
+      <w:r>
+        <w:t>{</w:t>
+      </w:r>
+    </w:p>
+    <w:p>
+      <w:r>
+        <w:tab/>
+      </w:r>
+      <w:r>
+        <w:tab/>
+        <w:t>dis1() {}</w:t>
+      </w:r>
+    </w:p>
+    <w:p>
+      <w:r>
+        <w:tab/>
+      </w:r>
+      <w:r>
+        <w:tab/>
+        <w:t>dis2() {}</w:t>
+      </w:r>
+    </w:p>
+    <w:p>
+      <w:r>
+        <w:tab/>
+      </w:r>
+      <w:r>
+        <w:tab/>
+      </w:r>
+      <w:proofErr w:type="gramStart"/>
+      <w:r>
+        <w:t>dis(</w:t>
+      </w:r>
+      <w:proofErr w:type="gramEnd"/>
+      <w:r>
+        <w:t>) {}</w:t>
+      </w:r>
+    </w:p>
+    <w:p>
+      <w:r>
+        <w:t>}</w:t>
+      </w:r>
+    </w:p>
+    <w:p>
+      <w:r>
+        <w:t xml:space="preserve">One class can </w:t>
+      </w:r>
+      <w:proofErr w:type="gramStart"/>
+      <w:r>
+        <w:t>extends</w:t>
+      </w:r>
+      <w:proofErr w:type="gramEnd"/>
+      <w:r>
+        <w:t xml:space="preserve"> only one class </w:t>
+      </w:r>
+    </w:p>
+    <w:p>
+      <w:r>
+        <w:t xml:space="preserve">One interface can </w:t>
+      </w:r>
+      <w:proofErr w:type="gramStart"/>
+      <w:r>
+        <w:t>extends</w:t>
+      </w:r>
+      <w:proofErr w:type="gramEnd"/>
+      <w:r>
+        <w:t xml:space="preserve"> more than one interface </w:t>
+      </w:r>
+    </w:p>
+    <w:p>
+      <w:r>
+        <w:t xml:space="preserve">One class can </w:t>
+      </w:r>
+      <w:proofErr w:type="gramStart"/>
+      <w:r>
+        <w:t>implements</w:t>
+      </w:r>
+      <w:proofErr w:type="gramEnd"/>
+      <w:r>
+        <w:t xml:space="preserve"> more than one interface. </w:t>
+      </w:r>
+    </w:p>
+    <w:p>
+      <w:r>
+        <w:t xml:space="preserve">One interface can’t </w:t>
+      </w:r>
+      <w:proofErr w:type="gramStart"/>
+      <w:r>
+        <w:t>extends</w:t>
+      </w:r>
+      <w:proofErr w:type="gramEnd"/>
+      <w:r>
+        <w:t xml:space="preserve"> or implements to class. </w:t>
       </w:r>
     </w:p>
     <w:p>
@@ -9392,88 +9661,90 @@
     </w:p>
     <w:p>
       <w:r>
+        <w:t xml:space="preserve">public class </w:t>
+      </w:r>
+      <w:proofErr w:type="spellStart"/>
+      <w:r>
+        <w:t>PaymentApp</w:t>
+      </w:r>
+      <w:proofErr w:type="spellEnd"/>
+      <w:r>
+        <w:t xml:space="preserve"> {</w:t>
+      </w:r>
+      <w:r>
+        <w:br/>
+        <w:t xml:space="preserve">    public static void main(String[] </w:t>
+      </w:r>
+      <w:proofErr w:type="spellStart"/>
+      <w:r>
+        <w:t>args</w:t>
+      </w:r>
+      <w:proofErr w:type="spellEnd"/>
+      <w:r>
+        <w:t>) {</w:t>
+      </w:r>
+      <w:r>
+        <w:br/>
+      </w:r>
+      <w:r>
+        <w:br/>
+        <w:t xml:space="preserve">        </w:t>
+      </w:r>
+      <w:proofErr w:type="spellStart"/>
+      <w:r>
+        <w:t>PaymentService</w:t>
+      </w:r>
+      <w:proofErr w:type="spellEnd"/>
+      <w:r>
+        <w:t xml:space="preserve"> service;</w:t>
+      </w:r>
+      <w:r>
+        <w:br/>
+      </w:r>
+      <w:r>
+        <w:br/>
+        <w:t xml:space="preserve">        service = new </w:t>
+      </w:r>
+      <w:proofErr w:type="spellStart"/>
+      <w:r>
+        <w:t>CardPayment</w:t>
+      </w:r>
+      <w:proofErr w:type="spellEnd"/>
+      <w:r>
+        <w:t>();</w:t>
+      </w:r>
+      <w:r>
+        <w:br/>
+        <w:t xml:space="preserve">        </w:t>
+      </w:r>
+      <w:proofErr w:type="spellStart"/>
+      <w:r>
+        <w:t>service.pay</w:t>
+      </w:r>
+      <w:proofErr w:type="spellEnd"/>
+      <w:r>
+        <w:t>(2000);</w:t>
+      </w:r>
+      <w:r>
+        <w:br/>
+      </w:r>
+      <w:r>
+        <w:br/>
+        <w:t xml:space="preserve">        service = new </w:t>
+      </w:r>
+      <w:proofErr w:type="spellStart"/>
+      <w:r>
+        <w:t>UPIPayment</w:t>
+      </w:r>
+      <w:proofErr w:type="spellEnd"/>
+      <w:r>
+        <w:t>();</w:t>
+      </w:r>
+      <w:r>
+        <w:br/>
+      </w:r>
+      <w:r>
         <w:lastRenderedPageBreak/>
-        <w:t xml:space="preserve">public class </w:t>
-      </w:r>
-      <w:proofErr w:type="spellStart"/>
-      <w:r>
-        <w:t>PaymentApp</w:t>
-      </w:r>
-      <w:proofErr w:type="spellEnd"/>
-      <w:r>
-        <w:t xml:space="preserve"> {</w:t>
-      </w:r>
-      <w:r>
-        <w:br/>
-        <w:t xml:space="preserve">    public static void main(String[] </w:t>
-      </w:r>
-      <w:proofErr w:type="spellStart"/>
-      <w:r>
-        <w:t>args</w:t>
-      </w:r>
-      <w:proofErr w:type="spellEnd"/>
-      <w:r>
-        <w:t>) {</w:t>
-      </w:r>
-      <w:r>
-        <w:br/>
-      </w:r>
-      <w:r>
-        <w:br/>
-        <w:t xml:space="preserve">        </w:t>
-      </w:r>
-      <w:proofErr w:type="spellStart"/>
-      <w:r>
-        <w:t>PaymentService</w:t>
-      </w:r>
-      <w:proofErr w:type="spellEnd"/>
-      <w:r>
-        <w:t xml:space="preserve"> service;</w:t>
-      </w:r>
-      <w:r>
-        <w:br/>
-      </w:r>
-      <w:r>
-        <w:br/>
-        <w:t xml:space="preserve">        service = new </w:t>
-      </w:r>
-      <w:proofErr w:type="spellStart"/>
-      <w:r>
-        <w:t>CardPayment</w:t>
-      </w:r>
-      <w:proofErr w:type="spellEnd"/>
-      <w:r>
-        <w:t>();</w:t>
-      </w:r>
-      <w:r>
-        <w:br/>
-        <w:t xml:space="preserve">        </w:t>
-      </w:r>
-      <w:proofErr w:type="spellStart"/>
-      <w:r>
-        <w:t>service.pay</w:t>
-      </w:r>
-      <w:proofErr w:type="spellEnd"/>
-      <w:r>
-        <w:t>(2000);</w:t>
-      </w:r>
-      <w:r>
-        <w:br/>
-      </w:r>
-      <w:r>
-        <w:br/>
-        <w:t xml:space="preserve">        service = new </w:t>
-      </w:r>
-      <w:proofErr w:type="spellStart"/>
-      <w:r>
-        <w:t>UPIPayment</w:t>
-      </w:r>
-      <w:proofErr w:type="spellEnd"/>
-      <w:r>
-        <w:t>();</w:t>
-      </w:r>
-      <w:r>
-        <w:br/>
         <w:t xml:space="preserve">        </w:t>
       </w:r>
       <w:proofErr w:type="spellStart"/>
@@ -9737,66 +10008,68 @@
           <w:b/>
           <w:bCs/>
         </w:rPr>
+        <w:t>Client Code</w:t>
+      </w:r>
+    </w:p>
+    <w:p>
+      <w:r>
+        <w:t xml:space="preserve">public class </w:t>
+      </w:r>
+      <w:proofErr w:type="spellStart"/>
+      <w:r>
+        <w:t>NotificationApp</w:t>
+      </w:r>
+      <w:proofErr w:type="spellEnd"/>
+      <w:r>
+        <w:t xml:space="preserve"> {</w:t>
+      </w:r>
+      <w:r>
+        <w:br/>
+        <w:t xml:space="preserve">    public static void main(String[] </w:t>
+      </w:r>
+      <w:proofErr w:type="spellStart"/>
+      <w:r>
+        <w:t>args</w:t>
+      </w:r>
+      <w:proofErr w:type="spellEnd"/>
+      <w:r>
+        <w:t>) {</w:t>
+      </w:r>
+      <w:r>
+        <w:br/>
+      </w:r>
+      <w:r>
+        <w:br/>
+        <w:t xml:space="preserve">        </w:t>
+      </w:r>
+      <w:proofErr w:type="spellStart"/>
+      <w:r>
+        <w:t>NotificationService</w:t>
+      </w:r>
+      <w:proofErr w:type="spellEnd"/>
+      <w:r>
+        <w:t xml:space="preserve"> service;</w:t>
+      </w:r>
+      <w:r>
+        <w:br/>
+      </w:r>
+      <w:r>
+        <w:br/>
+        <w:t xml:space="preserve">        service = new </w:t>
+      </w:r>
+      <w:proofErr w:type="spellStart"/>
+      <w:r>
+        <w:t>EmailNotification</w:t>
+      </w:r>
+      <w:proofErr w:type="spellEnd"/>
+      <w:r>
+        <w:t>();</w:t>
+      </w:r>
+      <w:r>
+        <w:br/>
+      </w:r>
+      <w:r>
         <w:lastRenderedPageBreak/>
-        <w:t>Client Code</w:t>
-      </w:r>
-    </w:p>
-    <w:p>
-      <w:r>
-        <w:t xml:space="preserve">public class </w:t>
-      </w:r>
-      <w:proofErr w:type="spellStart"/>
-      <w:r>
-        <w:t>NotificationApp</w:t>
-      </w:r>
-      <w:proofErr w:type="spellEnd"/>
-      <w:r>
-        <w:t xml:space="preserve"> {</w:t>
-      </w:r>
-      <w:r>
-        <w:br/>
-        <w:t xml:space="preserve">    public static void main(String[] </w:t>
-      </w:r>
-      <w:proofErr w:type="spellStart"/>
-      <w:r>
-        <w:t>args</w:t>
-      </w:r>
-      <w:proofErr w:type="spellEnd"/>
-      <w:r>
-        <w:t>) {</w:t>
-      </w:r>
-      <w:r>
-        <w:br/>
-      </w:r>
-      <w:r>
-        <w:br/>
-        <w:t xml:space="preserve">        </w:t>
-      </w:r>
-      <w:proofErr w:type="spellStart"/>
-      <w:r>
-        <w:t>NotificationService</w:t>
-      </w:r>
-      <w:proofErr w:type="spellEnd"/>
-      <w:r>
-        <w:t xml:space="preserve"> service;</w:t>
-      </w:r>
-      <w:r>
-        <w:br/>
-      </w:r>
-      <w:r>
-        <w:br/>
-        <w:t xml:space="preserve">        service = new </w:t>
-      </w:r>
-      <w:proofErr w:type="spellStart"/>
-      <w:r>
-        <w:t>EmailNotification</w:t>
-      </w:r>
-      <w:proofErr w:type="spellEnd"/>
-      <w:r>
-        <w:t>();</w:t>
-      </w:r>
-      <w:r>
-        <w:br/>
         <w:t xml:space="preserve">        </w:t>
       </w:r>
       <w:proofErr w:type="spellStart"/>
@@ -9893,6 +10166,21 @@
     </w:p>
     <w:p>
       <w:r>
+        <w:t xml:space="preserve">It can </w:t>
+      </w:r>
+      <w:proofErr w:type="gramStart"/>
+      <w:r>
+        <w:t>contains</w:t>
+      </w:r>
+      <w:proofErr w:type="gramEnd"/>
+      <w:r>
+        <w:t xml:space="preserve"> normal as well as abstract method. </w:t>
+      </w:r>
+    </w:p>
+    <w:p/>
+    <w:p/>
+    <w:p>
+      <w:r>
         <w:t>Interface</w:t>
       </w:r>
       <w:r>
@@ -9906,6 +10194,19 @@
       <w:r>
         <w:br/>
         <w:t>Best for APIs</w:t>
+      </w:r>
+    </w:p>
+    <w:p>
+      <w:r>
+        <w:t xml:space="preserve">It doesn’t </w:t>
+      </w:r>
+      <w:proofErr w:type="gramStart"/>
+      <w:r>
+        <w:t>contains</w:t>
+      </w:r>
+      <w:proofErr w:type="gramEnd"/>
+      <w:r>
+        <w:t xml:space="preserve"> constructor. </w:t>
       </w:r>
     </w:p>
     <w:p>
@@ -11295,7 +11596,15 @@
       </w:r>
       <w:r>
         <w:br/>
-        <w:t xml:space="preserve">    default void show() {</w:t>
+        <w:t xml:space="preserve">    default void </w:t>
+      </w:r>
+      <w:proofErr w:type="gramStart"/>
+      <w:r>
+        <w:t>show(</w:t>
+      </w:r>
+      <w:proofErr w:type="gramEnd"/>
+      <w:r>
+        <w:t>) {</w:t>
       </w:r>
       <w:r>
         <w:br/>
@@ -11311,22 +11620,32 @@
       </w:r>
       <w:r>
         <w:br/>
-        <w:t xml:space="preserve">    }</w:t>
-      </w:r>
+        <w:t xml:space="preserve">  </w:t>
+      </w:r>
+      <w:proofErr w:type="gramStart"/>
+      <w:r>
+        <w:t xml:space="preserve">  }</w:t>
+      </w:r>
+      <w:proofErr w:type="gramEnd"/>
       <w:r>
         <w:br/>
         <w:t>}</w:t>
       </w:r>
       <w:r>
         <w:br/>
-      </w:r>
-      <w:r>
-        <w:br/>
         <w:t>interface B {</w:t>
       </w:r>
       <w:r>
         <w:br/>
-        <w:t xml:space="preserve">    default void show() {</w:t>
+        <w:t xml:space="preserve">    default void </w:t>
+      </w:r>
+      <w:proofErr w:type="gramStart"/>
+      <w:r>
+        <w:t>show(</w:t>
+      </w:r>
+      <w:proofErr w:type="gramEnd"/>
+      <w:r>
+        <w:t>) {</w:t>
       </w:r>
       <w:r>
         <w:br/>
@@ -11342,22 +11661,37 @@
       </w:r>
       <w:r>
         <w:br/>
-        <w:t xml:space="preserve">    }</w:t>
-      </w:r>
+        <w:t xml:space="preserve">  </w:t>
+      </w:r>
+      <w:proofErr w:type="gramStart"/>
+      <w:r>
+        <w:t xml:space="preserve">  }</w:t>
+      </w:r>
+      <w:proofErr w:type="gramEnd"/>
       <w:r>
         <w:br/>
         <w:t>}</w:t>
       </w:r>
       <w:r>
         <w:br/>
-      </w:r>
-      <w:r>
-        <w:br/>
         <w:t>class Demo implements A, B {</w:t>
       </w:r>
-      <w:r>
-        <w:br/>
-        <w:t xml:space="preserve">    public void show() {</w:t>
+    </w:p>
+    <w:p>
+      <w:r>
+        <w:t xml:space="preserve">@Override </w:t>
+      </w:r>
+      <w:r>
+        <w:br/>
+        <w:t xml:space="preserve">    public void </w:t>
+      </w:r>
+      <w:proofErr w:type="gramStart"/>
+      <w:r>
+        <w:t>show(</w:t>
+      </w:r>
+      <w:proofErr w:type="gramEnd"/>
+      <w:r>
+        <w:t>) {</w:t>
       </w:r>
       <w:r>
         <w:tab/>
@@ -11368,22 +11702,50 @@
         <w:ind w:firstLine="720"/>
       </w:pPr>
       <w:r>
-        <w:t xml:space="preserve">// own implementation </w:t>
+        <w:t xml:space="preserve">// own </w:t>
+      </w:r>
+      <w:proofErr w:type="gramStart"/>
+      <w:r>
+        <w:t xml:space="preserve">implementation </w:t>
+      </w:r>
+      <w:r>
+        <w:t xml:space="preserve"> or</w:t>
+      </w:r>
+      <w:proofErr w:type="gramEnd"/>
+      <w:r>
+        <w:t xml:space="preserve"> </w:t>
       </w:r>
       <w:r>
         <w:br/>
         <w:t xml:space="preserve">        </w:t>
       </w:r>
       <w:proofErr w:type="spellStart"/>
+      <w:proofErr w:type="gramStart"/>
       <w:r>
         <w:t>A.</w:t>
       </w:r>
       <w:r>
-        <w:t>super.show</w:t>
-      </w:r>
-      <w:proofErr w:type="spellEnd"/>
-      <w:r>
-        <w:t>();</w:t>
+        <w:t>super</w:t>
+      </w:r>
+      <w:proofErr w:type="gramEnd"/>
+      <w:r>
+        <w:t>.</w:t>
+      </w:r>
+      <w:proofErr w:type="gramStart"/>
+      <w:r>
+        <w:t>show</w:t>
+      </w:r>
+      <w:proofErr w:type="spellEnd"/>
+      <w:r>
+        <w:t>(</w:t>
+      </w:r>
+      <w:proofErr w:type="gramEnd"/>
+      <w:r>
+        <w:t>);</w:t>
+      </w:r>
+      <w:r>
+        <w:tab/>
+        <w:t xml:space="preserve">or </w:t>
       </w:r>
     </w:p>
     <w:p>
@@ -11391,17 +11753,39 @@
         <w:ind w:firstLine="720"/>
       </w:pPr>
       <w:proofErr w:type="spellStart"/>
-      <w:r>
-        <w:t>B.super.show</w:t>
-      </w:r>
-      <w:proofErr w:type="spellEnd"/>
-      <w:r>
-        <w:t>();</w:t>
-      </w:r>
-      <w:r>
-        <w:br/>
-        <w:t xml:space="preserve">    }</w:t>
-      </w:r>
+      <w:proofErr w:type="gramStart"/>
+      <w:r>
+        <w:t>B.super</w:t>
+      </w:r>
+      <w:proofErr w:type="gramEnd"/>
+      <w:r>
+        <w:t>.</w:t>
+      </w:r>
+      <w:proofErr w:type="gramStart"/>
+      <w:r>
+        <w:t>show</w:t>
+      </w:r>
+      <w:proofErr w:type="spellEnd"/>
+      <w:r>
+        <w:t>(</w:t>
+      </w:r>
+      <w:proofErr w:type="gramEnd"/>
+      <w:r>
+        <w:t>);</w:t>
+      </w:r>
+      <w:r>
+        <w:tab/>
+        <w:t xml:space="preserve">or all 3 </w:t>
+      </w:r>
+      <w:r>
+        <w:br/>
+        <w:t xml:space="preserve">  </w:t>
+      </w:r>
+      <w:proofErr w:type="gramStart"/>
+      <w:r>
+        <w:t xml:space="preserve">  }</w:t>
+      </w:r>
+      <w:proofErr w:type="gramEnd"/>
       <w:r>
         <w:br/>
         <w:t>}</w:t>

--- a/Java OOPS Concept document.docx
+++ b/Java OOPS Concept document.docx
@@ -12441,11 +12441,28 @@
           <w:bCs/>
         </w:rPr>
       </w:pPr>
-      <w:r>
-        <w:rPr>
-          <w:b/>
-          <w:bCs/>
-        </w:rPr>
+    </w:p>
+    <w:p>
+      <w:pPr>
+        <w:rPr>
+          <w:b/>
+          <w:bCs/>
+        </w:rPr>
+      </w:pPr>
+    </w:p>
+    <w:p>
+      <w:pPr>
+        <w:rPr>
+          <w:b/>
+          <w:bCs/>
+        </w:rPr>
+      </w:pPr>
+      <w:r>
+        <w:rPr>
+          <w:b/>
+          <w:bCs/>
+        </w:rPr>
+        <w:lastRenderedPageBreak/>
         <w:t>Java OOPS – MODULE 9</w:t>
       </w:r>
     </w:p>
@@ -12466,7 +12483,6 @@
     </w:p>
     <w:p>
       <w:r>
-        <w:lastRenderedPageBreak/>
         <w:pict w14:anchorId="41314E6B">
           <v:rect id="_x0000_i1194" style="width:0;height:1.5pt" o:hralign="center" o:hrstd="t" o:hr="t" fillcolor="#a0a0a0" stroked="f"/>
         </w:pict>
@@ -12674,6 +12690,204 @@
         <w:t>Composition</w:t>
       </w:r>
     </w:p>
+    <w:p/>
+    <w:p>
+      <w:r>
+        <w:t>Class A {</w:t>
+      </w:r>
+    </w:p>
+    <w:p>
+      <w:r>
+        <w:tab/>
+      </w:r>
+      <w:r>
+        <w:t>//</w:t>
+      </w:r>
+      <w:r>
+        <w:t>B obj</w:t>
+      </w:r>
+      <w:proofErr w:type="gramStart"/>
+      <w:r>
+        <w:t>1  =</w:t>
+      </w:r>
+      <w:proofErr w:type="gramEnd"/>
+      <w:r>
+        <w:t xml:space="preserve"> new </w:t>
+      </w:r>
+      <w:proofErr w:type="gramStart"/>
+      <w:r>
+        <w:t>B(</w:t>
+      </w:r>
+      <w:proofErr w:type="gramEnd"/>
+      <w:r>
+        <w:t>);</w:t>
+      </w:r>
+      <w:r>
+        <w:tab/>
+        <w:t xml:space="preserve">0 or 1 or many </w:t>
+      </w:r>
+    </w:p>
+    <w:p>
+      <w:r>
+        <w:t>}</w:t>
+      </w:r>
+    </w:p>
+    <w:p>
+      <w:r>
+        <w:t>Class B {</w:t>
+      </w:r>
+    </w:p>
+    <w:p>
+      <w:r>
+        <w:tab/>
+      </w:r>
+      <w:r>
+        <w:t>//</w:t>
+      </w:r>
+      <w:r>
+        <w:t xml:space="preserve">A obj2 = new </w:t>
+      </w:r>
+      <w:proofErr w:type="gramStart"/>
+      <w:r>
+        <w:t>A(</w:t>
+      </w:r>
+      <w:proofErr w:type="gramEnd"/>
+      <w:r>
+        <w:t>);</w:t>
+      </w:r>
+      <w:r>
+        <w:tab/>
+        <w:t xml:space="preserve">0 or 1 or many </w:t>
+      </w:r>
+    </w:p>
+    <w:p>
+      <w:r>
+        <w:t>}</w:t>
+      </w:r>
+    </w:p>
+    <w:p/>
+    <w:p/>
+    <w:p/>
+    <w:p>
+      <w:r>
+        <w:lastRenderedPageBreak/>
+        <w:t>Class Employee {</w:t>
+      </w:r>
+    </w:p>
+    <w:p>
+      <w:r>
+        <w:tab/>
+      </w:r>
+      <w:proofErr w:type="spellStart"/>
+      <w:proofErr w:type="gramStart"/>
+      <w:r>
+        <w:t>Id,name</w:t>
+      </w:r>
+      <w:proofErr w:type="gramEnd"/>
+      <w:r>
+        <w:t>,salary</w:t>
+      </w:r>
+      <w:proofErr w:type="spellEnd"/>
+    </w:p>
+    <w:p>
+      <w:r>
+        <w:tab/>
+        <w:t xml:space="preserve">Address add = new </w:t>
+      </w:r>
+      <w:proofErr w:type="gramStart"/>
+      <w:r>
+        <w:t>Address(</w:t>
+      </w:r>
+      <w:proofErr w:type="gramEnd"/>
+      <w:r>
+        <w:t>);</w:t>
+      </w:r>
+    </w:p>
+    <w:p>
+      <w:r>
+        <w:t>}</w:t>
+      </w:r>
+    </w:p>
+    <w:p>
+      <w:r>
+        <w:t>Class Address {</w:t>
+      </w:r>
+    </w:p>
+    <w:p>
+      <w:r>
+        <w:tab/>
+        <w:t xml:space="preserve">City, state </w:t>
+      </w:r>
+    </w:p>
+    <w:p>
+      <w:r>
+        <w:t>}</w:t>
+      </w:r>
+    </w:p>
+    <w:p>
+      <w:r>
+        <w:t>Class Student {</w:t>
+      </w:r>
+    </w:p>
+    <w:p>
+      <w:r>
+        <w:tab/>
+      </w:r>
+      <w:proofErr w:type="spellStart"/>
+      <w:r>
+        <w:t>StudentHistory</w:t>
+      </w:r>
+      <w:proofErr w:type="spellEnd"/>
+      <w:r>
+        <w:t xml:space="preserve"> </w:t>
+      </w:r>
+      <w:proofErr w:type="spellStart"/>
+      <w:r>
+        <w:t>sh</w:t>
+      </w:r>
+      <w:proofErr w:type="spellEnd"/>
+      <w:r>
+        <w:t xml:space="preserve"> = new </w:t>
+      </w:r>
+      <w:proofErr w:type="spellStart"/>
+      <w:proofErr w:type="gramStart"/>
+      <w:r>
+        <w:t>StudentHistory</w:t>
+      </w:r>
+      <w:proofErr w:type="spellEnd"/>
+      <w:r>
+        <w:t>(</w:t>
+      </w:r>
+      <w:proofErr w:type="gramEnd"/>
+      <w:r>
+        <w:t>);</w:t>
+      </w:r>
+    </w:p>
+    <w:p>
+      <w:r>
+        <w:t>}</w:t>
+      </w:r>
+    </w:p>
+    <w:p>
+      <w:r>
+        <w:t xml:space="preserve">Class </w:t>
+      </w:r>
+      <w:proofErr w:type="spellStart"/>
+      <w:r>
+        <w:t>StudentHistory</w:t>
+      </w:r>
+      <w:proofErr w:type="spellEnd"/>
+      <w:r>
+        <w:t xml:space="preserve"> {</w:t>
+      </w:r>
+    </w:p>
+    <w:p/>
+    <w:p>
+      <w:r>
+        <w:t>}</w:t>
+      </w:r>
+    </w:p>
+    <w:p/>
     <w:p>
       <w:r>
         <w:pict w14:anchorId="6C8519E8">
@@ -12782,7 +12996,6 @@
     </w:p>
     <w:p>
       <w:r>
-        <w:lastRenderedPageBreak/>
         <w:pict w14:anchorId="493FC447">
           <v:rect id="_x0000_i1198" style="width:0;height:1.5pt" o:hralign="center" o:hrstd="t" o:hr="t" fillcolor="#a0a0a0" stroked="f"/>
         </w:pict>
@@ -12824,6 +13037,9 @@
       </w:r>
       <w:r>
         <w:br/>
+      </w:r>
+      <w:r>
+        <w:lastRenderedPageBreak/>
         <w:t xml:space="preserve">    }</w:t>
       </w:r>
       <w:r>
@@ -13061,49 +13277,49 @@
           <w:b/>
           <w:bCs/>
         </w:rPr>
+        <w:t>Aggregation Example</w:t>
+      </w:r>
+    </w:p>
+    <w:p>
+      <w:r>
+        <w:t>class Address {</w:t>
+      </w:r>
+      <w:r>
+        <w:br/>
+        <w:t xml:space="preserve">    String city;</w:t>
+      </w:r>
+      <w:r>
+        <w:br/>
+      </w:r>
+      <w:r>
+        <w:br/>
+        <w:t xml:space="preserve">    Address(String city) {</w:t>
+      </w:r>
+      <w:r>
+        <w:br/>
+        <w:t xml:space="preserve">        </w:t>
+      </w:r>
+      <w:proofErr w:type="spellStart"/>
+      <w:r>
+        <w:t>this.city</w:t>
+      </w:r>
+      <w:proofErr w:type="spellEnd"/>
+      <w:r>
+        <w:t xml:space="preserve"> = city;</w:t>
+      </w:r>
+      <w:r>
+        <w:br/>
+        <w:t xml:space="preserve">    }</w:t>
+      </w:r>
+      <w:r>
+        <w:br/>
+        <w:t>}</w:t>
+      </w:r>
+      <w:r>
+        <w:br/>
+      </w:r>
+      <w:r>
         <w:lastRenderedPageBreak/>
-        <w:t>Aggregation Example</w:t>
-      </w:r>
-    </w:p>
-    <w:p>
-      <w:r>
-        <w:t>class Address {</w:t>
-      </w:r>
-      <w:r>
-        <w:br/>
-        <w:t xml:space="preserve">    String city;</w:t>
-      </w:r>
-      <w:r>
-        <w:br/>
-      </w:r>
-      <w:r>
-        <w:br/>
-        <w:t xml:space="preserve">    Address(String city) {</w:t>
-      </w:r>
-      <w:r>
-        <w:br/>
-        <w:t xml:space="preserve">        </w:t>
-      </w:r>
-      <w:proofErr w:type="spellStart"/>
-      <w:r>
-        <w:t>this.city</w:t>
-      </w:r>
-      <w:proofErr w:type="spellEnd"/>
-      <w:r>
-        <w:t xml:space="preserve"> = city;</w:t>
-      </w:r>
-      <w:r>
-        <w:br/>
-        <w:t xml:space="preserve">    }</w:t>
-      </w:r>
-      <w:r>
-        <w:br/>
-        <w:t>}</w:t>
-      </w:r>
-      <w:r>
-        <w:br/>
-      </w:r>
-      <w:r>
         <w:br/>
         <w:t>class Employee {</w:t>
       </w:r>
@@ -13357,57 +13573,59 @@
     </w:p>
     <w:p>
       <w:r>
+        <w:t>class Engine {</w:t>
+      </w:r>
+      <w:r>
+        <w:br/>
+        <w:t xml:space="preserve">    void start() {</w:t>
+      </w:r>
+      <w:r>
+        <w:br/>
+        <w:t xml:space="preserve">        </w:t>
+      </w:r>
+      <w:proofErr w:type="spellStart"/>
+      <w:r>
+        <w:t>System.out.println</w:t>
+      </w:r>
+      <w:proofErr w:type="spellEnd"/>
+      <w:r>
+        <w:t>("Engine started");</w:t>
+      </w:r>
+      <w:r>
+        <w:br/>
+        <w:t xml:space="preserve">    }</w:t>
+      </w:r>
+      <w:r>
+        <w:br/>
+        <w:t>}</w:t>
+      </w:r>
+      <w:r>
+        <w:br/>
+      </w:r>
+      <w:r>
+        <w:br/>
+        <w:t>class Car {</w:t>
+      </w:r>
+      <w:r>
+        <w:br/>
+        <w:t xml:space="preserve">    private Engine </w:t>
+      </w:r>
+      <w:proofErr w:type="spellStart"/>
+      <w:r>
+        <w:t>engine</w:t>
+      </w:r>
+      <w:proofErr w:type="spellEnd"/>
+      <w:r>
+        <w:t>;</w:t>
+      </w:r>
+      <w:r>
+        <w:br/>
+      </w:r>
+      <w:r>
+        <w:br/>
+      </w:r>
+      <w:r>
         <w:lastRenderedPageBreak/>
-        <w:t>class Engine {</w:t>
-      </w:r>
-      <w:r>
-        <w:br/>
-        <w:t xml:space="preserve">    void start() {</w:t>
-      </w:r>
-      <w:r>
-        <w:br/>
-        <w:t xml:space="preserve">        </w:t>
-      </w:r>
-      <w:proofErr w:type="spellStart"/>
-      <w:r>
-        <w:t>System.out.println</w:t>
-      </w:r>
-      <w:proofErr w:type="spellEnd"/>
-      <w:r>
-        <w:t>("Engine started");</w:t>
-      </w:r>
-      <w:r>
-        <w:br/>
-        <w:t xml:space="preserve">    }</w:t>
-      </w:r>
-      <w:r>
-        <w:br/>
-        <w:t>}</w:t>
-      </w:r>
-      <w:r>
-        <w:br/>
-      </w:r>
-      <w:r>
-        <w:br/>
-        <w:t>class Car {</w:t>
-      </w:r>
-      <w:r>
-        <w:br/>
-        <w:t xml:space="preserve">    private Engine </w:t>
-      </w:r>
-      <w:proofErr w:type="spellStart"/>
-      <w:r>
-        <w:t>engine</w:t>
-      </w:r>
-      <w:proofErr w:type="spellEnd"/>
-      <w:r>
-        <w:t>;</w:t>
-      </w:r>
-      <w:r>
-        <w:br/>
-      </w:r>
-      <w:r>
-        <w:br/>
         <w:t xml:space="preserve">    Car() {</w:t>
       </w:r>
       <w:r>
@@ -13614,7 +13832,6 @@
     </w:p>
     <w:p>
       <w:r>
-        <w:lastRenderedPageBreak/>
         <w:t>Composition</w:t>
       </w:r>
       <w:r>
@@ -13692,6 +13909,7 @@
     </w:p>
     <w:p>
       <w:r>
+        <w:lastRenderedPageBreak/>
         <w:pict w14:anchorId="616737D9">
           <v:rect id="_x0000_i1208" style="width:0;height:1.5pt" o:hralign="center" o:hrstd="t" o:hr="t" fillcolor="#a0a0a0" stroked="f"/>
         </w:pict>
@@ -13972,7 +14190,6 @@
           <w:b/>
           <w:bCs/>
         </w:rPr>
-        <w:lastRenderedPageBreak/>
         <w:t>JVM Perspective</w:t>
       </w:r>
     </w:p>
@@ -14022,6 +14239,7 @@
     </w:p>
     <w:p>
       <w:r>
+        <w:lastRenderedPageBreak/>
         <w:t>HAS-A improves design flexibility</w:t>
       </w:r>
       <w:r>
@@ -14205,7 +14423,6 @@
           <w:b/>
           <w:bCs/>
         </w:rPr>
-        <w:lastRenderedPageBreak/>
         <w:t>Java OOPS – MODULE 10</w:t>
       </w:r>
     </w:p>
@@ -14336,6 +14553,7 @@
     </w:p>
     <w:p>
       <w:r>
+        <w:lastRenderedPageBreak/>
         <w:t>That means</w:t>
       </w:r>
       <w:r>
@@ -14568,25 +14786,94 @@
       </w:r>
       <w:r>
         <w:br/>
+        <w:t xml:space="preserve">    String name;</w:t>
+      </w:r>
+      <w:r>
+        <w:br/>
+      </w:r>
+      <w:r>
+        <w:br/>
+        <w:t xml:space="preserve">    Employee(int id, String name) {</w:t>
+      </w:r>
+      <w:r>
+        <w:br/>
+        <w:t xml:space="preserve">        this.id = id;</w:t>
+      </w:r>
+      <w:r>
+        <w:br/>
+        <w:t xml:space="preserve">        this.name = name;</w:t>
+      </w:r>
+      <w:r>
+        <w:br/>
+        <w:t xml:space="preserve">    }</w:t>
+      </w:r>
+      <w:r>
+        <w:br/>
+        <w:t>}</w:t>
+      </w:r>
+      <w:r>
+        <w:br/>
+      </w:r>
+      <w:r>
+        <w:br/>
+        <w:t xml:space="preserve">public class </w:t>
+      </w:r>
+      <w:proofErr w:type="spellStart"/>
+      <w:r>
+        <w:t>EqualsProblem</w:t>
+      </w:r>
+      <w:proofErr w:type="spellEnd"/>
+      <w:r>
+        <w:t xml:space="preserve"> {</w:t>
+      </w:r>
+      <w:r>
+        <w:br/>
       </w:r>
       <w:r>
         <w:lastRenderedPageBreak/>
-        <w:t xml:space="preserve">    String name;</w:t>
-      </w:r>
-      <w:r>
-        <w:br/>
-      </w:r>
-      <w:r>
-        <w:br/>
-        <w:t xml:space="preserve">    Employee(int id, String name) {</w:t>
-      </w:r>
-      <w:r>
-        <w:br/>
-        <w:t xml:space="preserve">        this.id = id;</w:t>
-      </w:r>
-      <w:r>
-        <w:br/>
-        <w:t xml:space="preserve">        this.name = name;</w:t>
+        <w:t xml:space="preserve">    public static void main(String[] </w:t>
+      </w:r>
+      <w:proofErr w:type="spellStart"/>
+      <w:r>
+        <w:t>args</w:t>
+      </w:r>
+      <w:proofErr w:type="spellEnd"/>
+      <w:r>
+        <w:t>) {</w:t>
+      </w:r>
+      <w:r>
+        <w:br/>
+      </w:r>
+      <w:r>
+        <w:br/>
+        <w:t xml:space="preserve">        Employee e1 = new Employee(1, "Akash");</w:t>
+      </w:r>
+      <w:r>
+        <w:tab/>
+        <w:t xml:space="preserve">heap memory </w:t>
+      </w:r>
+      <w:r>
+        <w:br/>
+        <w:t xml:space="preserve">        Employee e2 = new Employee(1, "Akash");</w:t>
+      </w:r>
+      <w:r>
+        <w:tab/>
+        <w:t xml:space="preserve">heap memory </w:t>
+      </w:r>
+      <w:r>
+        <w:br/>
+      </w:r>
+      <w:r>
+        <w:br/>
+        <w:t xml:space="preserve">        </w:t>
+      </w:r>
+      <w:proofErr w:type="spellStart"/>
+      <w:r>
+        <w:t>System.out.println</w:t>
+      </w:r>
+      <w:proofErr w:type="spellEnd"/>
+      <w:r>
+        <w:t>(e1.equals(e2));</w:t>
       </w:r>
       <w:r>
         <w:br/>
@@ -14596,67 +14883,6 @@
         <w:br/>
         <w:t>}</w:t>
       </w:r>
-      <w:r>
-        <w:br/>
-      </w:r>
-      <w:r>
-        <w:br/>
-        <w:t xml:space="preserve">public class </w:t>
-      </w:r>
-      <w:proofErr w:type="spellStart"/>
-      <w:r>
-        <w:t>EqualsProblem</w:t>
-      </w:r>
-      <w:proofErr w:type="spellEnd"/>
-      <w:r>
-        <w:t xml:space="preserve"> {</w:t>
-      </w:r>
-      <w:r>
-        <w:br/>
-        <w:t xml:space="preserve">    public static void main(String[] </w:t>
-      </w:r>
-      <w:proofErr w:type="spellStart"/>
-      <w:r>
-        <w:t>args</w:t>
-      </w:r>
-      <w:proofErr w:type="spellEnd"/>
-      <w:r>
-        <w:t>) {</w:t>
-      </w:r>
-      <w:r>
-        <w:br/>
-      </w:r>
-      <w:r>
-        <w:br/>
-        <w:t xml:space="preserve">        Employee e1 = new Employee(1, "Akash");</w:t>
-      </w:r>
-      <w:r>
-        <w:br/>
-        <w:t xml:space="preserve">        Employee e2 = new Employee(1, "Akash");</w:t>
-      </w:r>
-      <w:r>
-        <w:br/>
-      </w:r>
-      <w:r>
-        <w:br/>
-        <w:t xml:space="preserve">        </w:t>
-      </w:r>
-      <w:proofErr w:type="spellStart"/>
-      <w:r>
-        <w:t>System.out.println</w:t>
-      </w:r>
-      <w:proofErr w:type="spellEnd"/>
-      <w:r>
-        <w:t>(e1.equals(e2));</w:t>
-      </w:r>
-      <w:r>
-        <w:br/>
-        <w:t xml:space="preserve">    }</w:t>
-      </w:r>
-      <w:r>
-        <w:br/>
-        <w:t>}</w:t>
-      </w:r>
     </w:p>
     <w:p>
       <w:r>
@@ -14664,7 +14890,13 @@
       </w:r>
       <w:r>
         <w:br/>
-        <w:t>false</w:t>
+        <w:t>f</w:t>
+      </w:r>
+      <w:r>
+        <w:rPr>
+          <w:highlight w:val="yellow"/>
+        </w:rPr>
+        <w:t>alse</w:t>
       </w:r>
     </w:p>
     <w:p>
@@ -14733,6 +14965,9 @@
         <w:br/>
       </w:r>
       <w:r>
+        <w:t xml:space="preserve">@Override </w:t>
+      </w:r>
+      <w:r>
         <w:br/>
         <w:t xml:space="preserve">    public </w:t>
       </w:r>
@@ -14856,7 +15091,6 @@
           <w:b/>
           <w:bCs/>
         </w:rPr>
-        <w:lastRenderedPageBreak/>
         <w:t>hashCode</w:t>
       </w:r>
       <w:proofErr w:type="spellEnd"/>
@@ -14938,6 +15172,7 @@
     </w:p>
     <w:p>
       <w:r>
+        <w:lastRenderedPageBreak/>
         <w:t xml:space="preserve">import </w:t>
       </w:r>
       <w:proofErr w:type="spellStart"/>
@@ -15047,6 +15282,8 @@
       </w:r>
       <w:r>
         <w:br/>
+      </w:r>
+      <w:r>
         <w:t>2</w:t>
       </w:r>
     </w:p>
@@ -15224,7 +15461,6 @@
     <w:p>
       <w:proofErr w:type="spellStart"/>
       <w:r>
-        <w:lastRenderedPageBreak/>
         <w:t>toString</w:t>
       </w:r>
       <w:proofErr w:type="spellEnd"/>
@@ -15316,6 +15552,7 @@
     </w:p>
     <w:p>
       <w:r>
+        <w:lastRenderedPageBreak/>
         <w:t>Output</w:t>
       </w:r>
       <w:r>
@@ -15542,57 +15779,57 @@
         <w:br/>
       </w:r>
       <w:r>
+        <w:br/>
+        <w:t>class Employee implements Cloneable {</w:t>
+      </w:r>
+      <w:r>
+        <w:br/>
+        <w:t xml:space="preserve">    int id;</w:t>
+      </w:r>
+      <w:r>
+        <w:br/>
+        <w:t xml:space="preserve">    Address </w:t>
+      </w:r>
+      <w:proofErr w:type="spellStart"/>
+      <w:r>
+        <w:t>address</w:t>
+      </w:r>
+      <w:proofErr w:type="spellEnd"/>
+      <w:r>
+        <w:t>;</w:t>
+      </w:r>
+      <w:r>
+        <w:br/>
+      </w:r>
+      <w:r>
+        <w:br/>
+        <w:t xml:space="preserve">    Employee(int id, Address address) {</w:t>
+      </w:r>
+      <w:r>
+        <w:br/>
+        <w:t xml:space="preserve">        this.id = id;</w:t>
+      </w:r>
+      <w:r>
+        <w:br/>
+        <w:t xml:space="preserve">        </w:t>
+      </w:r>
+      <w:proofErr w:type="spellStart"/>
+      <w:r>
+        <w:t>this.address</w:t>
+      </w:r>
+      <w:proofErr w:type="spellEnd"/>
+      <w:r>
+        <w:t xml:space="preserve"> = address;</w:t>
+      </w:r>
+      <w:r>
+        <w:br/>
+        <w:t xml:space="preserve">    }</w:t>
+      </w:r>
+      <w:r>
+        <w:br/>
+      </w:r>
+      <w:r>
         <w:lastRenderedPageBreak/>
-        <w:br/>
-        <w:t>class Employee implements Cloneable {</w:t>
-      </w:r>
-      <w:r>
-        <w:br/>
-        <w:t xml:space="preserve">    int id;</w:t>
-      </w:r>
-      <w:r>
-        <w:br/>
-        <w:t xml:space="preserve">    Address </w:t>
-      </w:r>
-      <w:proofErr w:type="spellStart"/>
-      <w:r>
-        <w:t>address</w:t>
-      </w:r>
-      <w:proofErr w:type="spellEnd"/>
-      <w:r>
-        <w:t>;</w:t>
-      </w:r>
-      <w:r>
-        <w:br/>
-      </w:r>
-      <w:r>
-        <w:br/>
-        <w:t xml:space="preserve">    Employee(int id, Address address) {</w:t>
-      </w:r>
-      <w:r>
-        <w:br/>
-        <w:t xml:space="preserve">        this.id = id;</w:t>
-      </w:r>
-      <w:r>
-        <w:br/>
-        <w:t xml:space="preserve">        </w:t>
-      </w:r>
-      <w:proofErr w:type="spellStart"/>
-      <w:r>
-        <w:t>this.address</w:t>
-      </w:r>
-      <w:proofErr w:type="spellEnd"/>
-      <w:r>
-        <w:t xml:space="preserve"> = address;</w:t>
-      </w:r>
-      <w:r>
-        <w:br/>
-        <w:t xml:space="preserve">    }</w:t>
-      </w:r>
-      <w:r>
-        <w:br/>
-      </w:r>
-      <w:r>
         <w:br/>
         <w:t xml:space="preserve">    public Object clone() throws </w:t>
       </w:r>
@@ -15842,7 +16079,6 @@
     </w:p>
     <w:p>
       <w:r>
-        <w:lastRenderedPageBreak/>
         <w:t xml:space="preserve">Poor </w:t>
       </w:r>
       <w:proofErr w:type="spellStart"/>
@@ -15886,6 +16122,7 @@
     </w:p>
     <w:p>
       <w:r>
+        <w:lastRenderedPageBreak/>
         <w:t>equals misuse can break authentication</w:t>
       </w:r>
       <w:r>
@@ -16169,7 +16406,6 @@
     </w:p>
     <w:p>
       <w:r>
-        <w:lastRenderedPageBreak/>
         <w:t xml:space="preserve">In Java, </w:t>
       </w:r>
       <w:r>
@@ -16207,6 +16443,7 @@
     </w:p>
     <w:p>
       <w:r>
+        <w:lastRenderedPageBreak/>
         <w:t>Immutability provides</w:t>
       </w:r>
       <w:r>
@@ -16409,7 +16646,6 @@
     </w:p>
     <w:p>
       <w:r>
-        <w:lastRenderedPageBreak/>
         <w:pict w14:anchorId="74137D94">
           <v:rect id="_x0000_i1246" style="width:0;height:1.5pt" o:hralign="center" o:hrstd="t" o:hr="t" fillcolor="#a0a0a0" stroked="f"/>
         </w:pict>
@@ -16440,6 +16676,9 @@
       </w:r>
       <w:r>
         <w:br/>
+      </w:r>
+      <w:r>
+        <w:lastRenderedPageBreak/>
         <w:t>Security tokens</w:t>
       </w:r>
       <w:r>
@@ -16546,7 +16785,13 @@
       </w:r>
       <w:r>
         <w:br/>
-        <w:t xml:space="preserve">        s1.concat(" OOPS");</w:t>
+        <w:t xml:space="preserve">        </w:t>
+      </w:r>
+      <w:r>
+        <w:rPr>
+          <w:highlight w:val="yellow"/>
+        </w:rPr>
+        <w:t>s1.concat(" OOPS");</w:t>
       </w:r>
       <w:r>
         <w:br/>
@@ -16684,7 +16929,6 @@
     </w:p>
     <w:p>
       <w:r>
-        <w:lastRenderedPageBreak/>
         <w:pict w14:anchorId="3548FE4F">
           <v:rect id="_x0000_i1251" style="width:0;height:1.5pt" o:hralign="center" o:hrstd="t" o:hr="t" fillcolor="#a0a0a0" stroked="f"/>
         </w:pict>
@@ -16719,7 +16963,15 @@
       </w:r>
       <w:r>
         <w:br/>
-        <w:t xml:space="preserve">    public static void main(String[] </w:t>
+        <w:t xml:space="preserve">    public static void </w:t>
+      </w:r>
+      <w:proofErr w:type="gramStart"/>
+      <w:r>
+        <w:t>main(String[</w:t>
+      </w:r>
+      <w:proofErr w:type="gramEnd"/>
+      <w:r>
+        <w:t xml:space="preserve">] </w:t>
       </w:r>
       <w:proofErr w:type="spellStart"/>
       <w:r>
@@ -16733,15 +16985,45 @@
         <w:br/>
       </w:r>
       <w:r>
+        <w:lastRenderedPageBreak/>
         <w:br/>
         <w:t xml:space="preserve">        String s1 = "Java";</w:t>
       </w:r>
       <w:r>
+        <w:tab/>
+      </w:r>
+      <w:r>
+        <w:tab/>
+      </w:r>
+      <w:r>
         <w:br/>
         <w:t xml:space="preserve">        String s2 = "Java";</w:t>
       </w:r>
       <w:r>
-        <w:br/>
+        <w:tab/>
+      </w:r>
+      <w:r>
+        <w:tab/>
+        <w:t xml:space="preserve">s1 and s2 reference to same memory </w:t>
+      </w:r>
+      <w:r>
+        <w:br/>
+      </w:r>
+      <w:r>
+        <w:t xml:space="preserve"> String s3 = new String(“Java”);</w:t>
+      </w:r>
+      <w:r>
+        <w:tab/>
+        <w:t xml:space="preserve">new memory </w:t>
+      </w:r>
+    </w:p>
+    <w:p>
+      <w:r>
+        <w:t>String s4 = new String(“Java”);</w:t>
+      </w:r>
+      <w:r>
+        <w:tab/>
+        <w:t xml:space="preserve">new memory </w:t>
       </w:r>
       <w:r>
         <w:br/>
@@ -16756,9 +17038,38 @@
         <w:t>(s1 == s2);</w:t>
       </w:r>
       <w:r>
-        <w:br/>
-        <w:t xml:space="preserve">    }</w:t>
-      </w:r>
+        <w:tab/>
+        <w:t xml:space="preserve">equal </w:t>
+      </w:r>
+      <w:r>
+        <w:tab/>
+        <w:t xml:space="preserve">s3==s4 false. </w:t>
+      </w:r>
+    </w:p>
+    <w:p>
+      <w:pPr>
+        <w:ind w:left="720" w:firstLine="720"/>
+      </w:pPr>
+      <w:r>
+        <w:t>S</w:t>
+      </w:r>
+      <w:proofErr w:type="gramStart"/>
+      <w:r>
+        <w:t>1.equals</w:t>
+      </w:r>
+      <w:proofErr w:type="gramEnd"/>
+      <w:r>
+        <w:t>(s4)</w:t>
+      </w:r>
+      <w:r>
+        <w:br/>
+        <w:t xml:space="preserve">  </w:t>
+      </w:r>
+      <w:proofErr w:type="gramStart"/>
+      <w:r>
+        <w:t xml:space="preserve">  }</w:t>
+      </w:r>
+      <w:proofErr w:type="gramEnd"/>
       <w:r>
         <w:br/>
         <w:t>}</w:t>
@@ -16957,12 +17268,14 @@
         <w:br/>
       </w:r>
       <w:r>
+        <w:br/>
+        <w:t xml:space="preserve">        String s = "";</w:t>
+      </w:r>
+      <w:r>
+        <w:br/>
+      </w:r>
+      <w:r>
         <w:lastRenderedPageBreak/>
-        <w:br/>
-        <w:t xml:space="preserve">        String s = "";</w:t>
-      </w:r>
-      <w:r>
-        <w:br/>
         <w:t xml:space="preserve">        for (int </w:t>
       </w:r>
       <w:proofErr w:type="spellStart"/>
@@ -17324,6 +17637,21 @@
       </w:r>
       <w:r>
         <w:br/>
+        <w:t xml:space="preserve">        </w:t>
+      </w:r>
+      <w:proofErr w:type="spellStart"/>
+      <w:r>
+        <w:t>sb.append</w:t>
+      </w:r>
+      <w:proofErr w:type="spellEnd"/>
+      <w:r>
+        <w:t>(" Thread Safe");</w:t>
+      </w:r>
+      <w:r>
+        <w:br/>
+      </w:r>
+      <w:r>
+        <w:br/>
       </w:r>
       <w:r>
         <w:lastRenderedPageBreak/>
@@ -17331,21 +17659,6 @@
       </w:r>
       <w:proofErr w:type="spellStart"/>
       <w:r>
-        <w:t>sb.append</w:t>
-      </w:r>
-      <w:proofErr w:type="spellEnd"/>
-      <w:r>
-        <w:t>(" Thread Safe");</w:t>
-      </w:r>
-      <w:r>
-        <w:br/>
-      </w:r>
-      <w:r>
-        <w:br/>
-        <w:t xml:space="preserve">        </w:t>
-      </w:r>
-      <w:proofErr w:type="spellStart"/>
-      <w:r>
         <w:t>System.out.println</w:t>
       </w:r>
       <w:proofErr w:type="spellEnd"/>
@@ -17643,24 +17956,24 @@
       </w:r>
       <w:r>
         <w:br/>
+        <w:t xml:space="preserve">    public static void main(String[] </w:t>
+      </w:r>
+      <w:proofErr w:type="spellStart"/>
+      <w:r>
+        <w:t>args</w:t>
+      </w:r>
+      <w:proofErr w:type="spellEnd"/>
+      <w:r>
+        <w:t>) {</w:t>
+      </w:r>
+      <w:r>
+        <w:br/>
+      </w:r>
+      <w:r>
+        <w:br/>
       </w:r>
       <w:r>
         <w:lastRenderedPageBreak/>
-        <w:t xml:space="preserve">    public static void main(String[] </w:t>
-      </w:r>
-      <w:proofErr w:type="spellStart"/>
-      <w:r>
-        <w:t>args</w:t>
-      </w:r>
-      <w:proofErr w:type="spellEnd"/>
-      <w:r>
-        <w:t>) {</w:t>
-      </w:r>
-      <w:r>
-        <w:br/>
-      </w:r>
-      <w:r>
-        <w:br/>
         <w:t xml:space="preserve">        Logger </w:t>
       </w:r>
       <w:proofErr w:type="spellStart"/>
